--- a/Project_Planning_and_System_Design/Documents/Stakeholder_Engagement_Plan/StakeholderEngagementPlan_GroupG_EcosystemApp_Activity2.docx
+++ b/Project_Planning_and_System_Design/Documents/Stakeholder_Engagement_Plan/StakeholderEngagementPlan_GroupG_EcosystemApp_Activity2.docx
@@ -292,72 +292,48 @@
             <w:pPr>
               <w:pStyle w:val="ListParagraph"/>
               <w:widowControl w:val="0"/>
-              <w:numPr>
-                <w:ilvl w:val="0"/>
-                <w:numId w:val="3"/>
-              </w:numPr>
-              <w:spacing w:after="0" w:line="240" w:lineRule="auto"/>
-              <w:rPr>
-                <w:rFonts w:ascii="Arial" w:hAnsi="Arial" w:cs="Arial"/>
-              </w:rPr>
-            </w:pPr>
-            <w:r>
-              <w:rPr>
-                <w:rFonts w:ascii="Arial" w:hAnsi="Arial" w:cs="Arial"/>
-              </w:rPr>
-              <w:t>The intended end user of the project</w:t>
+              <w:spacing w:after="0" w:line="240" w:lineRule="auto"/>
+              <w:rPr>
+                <w:rFonts w:ascii="Arial" w:hAnsi="Arial" w:cs="Arial"/>
+              </w:rPr>
+            </w:pPr>
+            <w:r>
+              <w:rPr>
+                <w:rFonts w:ascii="Arial" w:hAnsi="Arial" w:cs="Arial"/>
+              </w:rPr>
+              <w:t xml:space="preserve">• The intended end user of the application  </w:t>
             </w:r>
           </w:p>
           <w:p>
             <w:pPr>
               <w:pStyle w:val="ListParagraph"/>
               <w:widowControl w:val="0"/>
-              <w:numPr>
-                <w:ilvl w:val="0"/>
-                <w:numId w:val="3"/>
-              </w:numPr>
-              <w:spacing w:after="0" w:line="240" w:lineRule="auto"/>
-              <w:rPr>
-                <w:rFonts w:ascii="Arial" w:hAnsi="Arial" w:cs="Arial"/>
-              </w:rPr>
-            </w:pPr>
-            <w:r>
-              <w:rPr>
-                <w:rFonts w:ascii="Arial" w:hAnsi="Arial" w:cs="Arial"/>
-              </w:rPr>
-              <w:t xml:space="preserve">Would use the application to learn about freshwater ecosystems and </w:t>
-            </w:r>
-            <w:r>
-              <w:rPr>
-                <w:rFonts w:ascii="Arial" w:hAnsi="Arial" w:cs="Arial"/>
-              </w:rPr>
-              <w:t xml:space="preserve">the </w:t>
-            </w:r>
-            <w:r>
-              <w:rPr>
-                <w:rFonts w:ascii="Arial" w:hAnsi="Arial" w:cs="Arial"/>
-              </w:rPr>
-              <w:t>Saskatchewan River</w:t>
+              <w:spacing w:after="0" w:line="240" w:lineRule="auto"/>
+              <w:rPr>
+                <w:rFonts w:ascii="Arial" w:hAnsi="Arial" w:cs="Arial"/>
+              </w:rPr>
+            </w:pPr>
+            <w:r>
+              <w:rPr>
+                <w:rFonts w:ascii="Arial" w:hAnsi="Arial" w:cs="Arial"/>
+              </w:rPr>
+              <w:t xml:space="preserve">• Will use the application to learn about Saskatchewan freshwater animals through interactive gameplay  </w:t>
             </w:r>
           </w:p>
           <w:p>
             <w:pPr>
               <w:pStyle w:val="ListParagraph"/>
               <w:widowControl w:val="0"/>
-              <w:numPr>
-                <w:ilvl w:val="0"/>
-                <w:numId w:val="3"/>
-              </w:numPr>
-              <w:spacing w:after="0" w:line="240" w:lineRule="auto"/>
-              <w:rPr>
-                <w:rFonts w:ascii="Arial" w:hAnsi="Arial" w:cs="Arial"/>
-              </w:rPr>
-            </w:pPr>
-            <w:r>
-              <w:rPr>
-                <w:rFonts w:ascii="Arial" w:hAnsi="Arial" w:cs="Arial"/>
-              </w:rPr>
-              <w:t>Would use the application for entertainment</w:t>
+              <w:spacing w:after="0" w:line="240" w:lineRule="auto"/>
+              <w:rPr>
+                <w:rFonts w:ascii="Arial" w:hAnsi="Arial" w:cs="Arial"/>
+              </w:rPr>
+            </w:pPr>
+            <w:r>
+              <w:rPr>
+                <w:rFonts w:ascii="Arial" w:hAnsi="Arial" w:cs="Arial"/>
+              </w:rPr>
+              <w:t xml:space="preserve">• Engages with the system through a hint-based game, sticker collection, and educational videos  </w:t>
             </w:r>
           </w:p>
         </w:tc>
@@ -371,7 +347,7 @@
           <w:p>
             <w:pPr>
               <w:widowControl w:val="0"/>
-              <w:spacing w:line="240" w:lineRule="auto"/>
+              <w:spacing w:after="0" w:line="240" w:lineRule="auto"/>
               <w:rPr>
                 <w:rFonts w:ascii="Arial" w:hAnsi="Arial" w:cs="Arial"/>
               </w:rPr>
@@ -382,205 +358,127 @@
                 <w:b/>
                 <w:bCs/>
               </w:rPr>
-              <w:t>Pay close attention</w:t>
-            </w:r>
-            <w:r>
-              <w:rPr>
-                <w:rFonts w:ascii="Arial" w:hAnsi="Arial" w:cs="Arial"/>
-              </w:rPr>
-              <w:t>:</w:t>
-            </w:r>
-          </w:p>
-          <w:p>
-            <w:pPr>
-              <w:widowControl w:val="0"/>
-              <w:spacing w:line="240" w:lineRule="auto"/>
-              <w:rPr>
-                <w:rFonts w:ascii="Arial" w:hAnsi="Arial" w:cs="Arial"/>
-              </w:rPr>
-            </w:pPr>
-            <w:r>
-              <w:rPr>
-                <w:rFonts w:ascii="Arial" w:hAnsi="Arial" w:cs="Arial"/>
-              </w:rPr>
-              <w:t xml:space="preserve">- </w:t>
-            </w:r>
-            <w:r>
-              <w:rPr>
-                <w:rFonts w:ascii="Arial" w:hAnsi="Arial" w:cs="Arial"/>
-              </w:rPr>
-              <w:t>The application is intended to be used</w:t>
-            </w:r>
-            <w:r>
-              <w:rPr>
-                <w:rFonts w:ascii="Arial" w:hAnsi="Arial" w:cs="Arial"/>
-              </w:rPr>
-              <w:t xml:space="preserve"> </w:t>
-            </w:r>
-            <w:r>
-              <w:rPr>
-                <w:rFonts w:ascii="Arial" w:hAnsi="Arial" w:cs="Arial"/>
-              </w:rPr>
-              <w:t>primarily</w:t>
-            </w:r>
-            <w:r>
-              <w:rPr>
-                <w:rFonts w:ascii="Arial" w:hAnsi="Arial" w:cs="Arial"/>
-              </w:rPr>
-              <w:t xml:space="preserve"> by</w:t>
-            </w:r>
-            <w:r>
-              <w:rPr>
-                <w:rFonts w:ascii="Arial" w:hAnsi="Arial" w:cs="Arial"/>
-              </w:rPr>
-              <w:t xml:space="preserve"> them, so attention must be paid to</w:t>
-            </w:r>
-            <w:r>
-              <w:rPr>
-                <w:rFonts w:ascii="Arial" w:hAnsi="Arial" w:cs="Arial"/>
-              </w:rPr>
-              <w:t>:</w:t>
-            </w:r>
-          </w:p>
-          <w:p>
-            <w:pPr>
-              <w:pStyle w:val="ListParagraph"/>
-              <w:widowControl w:val="0"/>
-              <w:numPr>
-                <w:ilvl w:val="0"/>
-                <w:numId w:val="3"/>
-              </w:numPr>
-              <w:spacing w:line="240" w:lineRule="auto"/>
-              <w:rPr>
-                <w:rFonts w:ascii="Arial" w:hAnsi="Arial" w:cs="Arial"/>
-              </w:rPr>
-            </w:pPr>
-            <w:r>
-              <w:rPr>
-                <w:rFonts w:ascii="Arial" w:hAnsi="Arial" w:cs="Arial"/>
-              </w:rPr>
-              <w:t>H</w:t>
-            </w:r>
-            <w:r>
-              <w:rPr>
-                <w:rFonts w:ascii="Arial" w:hAnsi="Arial" w:cs="Arial"/>
-              </w:rPr>
-              <w:t>ow they navigate the site</w:t>
-            </w:r>
-          </w:p>
-          <w:p>
-            <w:pPr>
-              <w:pStyle w:val="ListParagraph"/>
-              <w:widowControl w:val="0"/>
-              <w:numPr>
-                <w:ilvl w:val="0"/>
-                <w:numId w:val="3"/>
-              </w:numPr>
-              <w:spacing w:line="240" w:lineRule="auto"/>
-              <w:rPr>
-                <w:rFonts w:ascii="Arial" w:hAnsi="Arial" w:cs="Arial"/>
-              </w:rPr>
-            </w:pPr>
-            <w:r>
-              <w:rPr>
-                <w:rFonts w:ascii="Arial" w:hAnsi="Arial" w:cs="Arial"/>
-              </w:rPr>
-              <w:t>How they play the game</w:t>
-            </w:r>
-          </w:p>
-          <w:p>
-            <w:pPr>
-              <w:pStyle w:val="ListParagraph"/>
-              <w:widowControl w:val="0"/>
-              <w:numPr>
-                <w:ilvl w:val="0"/>
-                <w:numId w:val="3"/>
-              </w:numPr>
-              <w:spacing w:line="240" w:lineRule="auto"/>
-              <w:rPr>
-                <w:rFonts w:ascii="Arial" w:hAnsi="Arial" w:cs="Arial"/>
-              </w:rPr>
-            </w:pPr>
-            <w:r>
-              <w:rPr>
-                <w:rFonts w:ascii="Arial" w:hAnsi="Arial" w:cs="Arial"/>
-              </w:rPr>
-              <w:t>If they can understand the language</w:t>
-            </w:r>
-          </w:p>
-          <w:p>
-            <w:pPr>
-              <w:pStyle w:val="ListParagraph"/>
-              <w:widowControl w:val="0"/>
-              <w:numPr>
-                <w:ilvl w:val="0"/>
-                <w:numId w:val="3"/>
-              </w:numPr>
-              <w:spacing w:line="240" w:lineRule="auto"/>
-              <w:rPr>
-                <w:rFonts w:ascii="Arial" w:hAnsi="Arial" w:cs="Arial"/>
-              </w:rPr>
-            </w:pPr>
-            <w:r>
-              <w:rPr>
-                <w:rFonts w:ascii="Arial" w:hAnsi="Arial" w:cs="Arial"/>
-              </w:rPr>
-              <w:t>If they are interested in the game before, during, and after playing</w:t>
-            </w:r>
-          </w:p>
-          <w:p>
-            <w:pPr>
-              <w:pStyle w:val="ListParagraph"/>
-              <w:widowControl w:val="0"/>
-              <w:numPr>
-                <w:ilvl w:val="0"/>
-                <w:numId w:val="3"/>
-              </w:numPr>
-              <w:spacing w:line="240" w:lineRule="auto"/>
-              <w:rPr>
-                <w:rFonts w:ascii="Arial" w:hAnsi="Arial" w:cs="Arial"/>
-              </w:rPr>
-            </w:pPr>
-            <w:r>
-              <w:rPr>
-                <w:rFonts w:ascii="Arial" w:hAnsi="Arial" w:cs="Arial"/>
-              </w:rPr>
-              <w:t>If the game is successfully teaching them about freshwater ecosystems and conservation</w:t>
-            </w:r>
-          </w:p>
-          <w:p>
-            <w:pPr>
-              <w:pStyle w:val="ListParagraph"/>
-              <w:widowControl w:val="0"/>
-              <w:numPr>
-                <w:ilvl w:val="0"/>
-                <w:numId w:val="3"/>
-              </w:numPr>
-              <w:spacing w:line="240" w:lineRule="auto"/>
-              <w:rPr>
-                <w:rFonts w:ascii="Arial" w:hAnsi="Arial" w:cs="Arial"/>
-              </w:rPr>
-            </w:pPr>
-            <w:r>
-              <w:rPr>
-                <w:rFonts w:ascii="Arial" w:hAnsi="Arial" w:cs="Arial"/>
-              </w:rPr>
-              <w:t>If they take the quizzes</w:t>
-            </w:r>
-          </w:p>
-          <w:p>
-            <w:pPr>
-              <w:widowControl w:val="0"/>
-              <w:spacing w:line="240" w:lineRule="auto"/>
-              <w:rPr>
-                <w:rFonts w:ascii="Arial" w:hAnsi="Arial" w:cs="Arial"/>
-              </w:rPr>
-            </w:pPr>
-            <w:r>
-              <w:rPr>
-                <w:rFonts w:ascii="Arial" w:hAnsi="Arial" w:cs="Arial"/>
-              </w:rPr>
-              <w:t xml:space="preserve"> - To do the above, usability tests will need to be conducted</w:t>
+              <w:t>Provide Information:</w:t>
+            </w:r>
+            <w:r>
+              <w:rPr>
+                <w:rFonts w:ascii="Arial" w:hAnsi="Arial" w:cs="Arial"/>
+                <w:b/>
+                <w:bCs/>
+              </w:rPr>
+              <w:br/>
+            </w:r>
+            <w:r>
+              <w:rPr>
+                <w:rFonts w:ascii="Arial" w:hAnsi="Arial" w:cs="Arial"/>
+                <w:b/>
+                <w:bCs/>
+              </w:rPr>
+              <w:br/>
+            </w:r>
+            <w:r>
+              <w:rPr>
+                <w:rFonts w:ascii="Arial" w:hAnsi="Arial" w:cs="Arial"/>
+              </w:rPr>
+              <w:t>To effectively engage this stakeholder, attention must be paid to:</w:t>
+            </w:r>
+          </w:p>
+          <w:p>
+            <w:pPr>
+              <w:widowControl w:val="0"/>
+              <w:spacing w:after="0" w:line="240" w:lineRule="auto"/>
+              <w:rPr>
+                <w:rFonts w:ascii="Arial" w:hAnsi="Arial" w:cs="Arial"/>
+              </w:rPr>
+            </w:pPr>
+            <w:r>
+              <w:rPr>
+                <w:rFonts w:ascii="Arial" w:hAnsi="Arial" w:cs="Arial"/>
+              </w:rPr>
+              <w:t xml:space="preserve">• How easily they understand and follow the game flow  </w:t>
+            </w:r>
+          </w:p>
+          <w:p>
+            <w:pPr>
+              <w:widowControl w:val="0"/>
+              <w:spacing w:after="0" w:line="240" w:lineRule="auto"/>
+              <w:rPr>
+                <w:rFonts w:ascii="Arial" w:hAnsi="Arial" w:cs="Arial"/>
+              </w:rPr>
+            </w:pPr>
+            <w:r>
+              <w:rPr>
+                <w:rFonts w:ascii="Arial" w:hAnsi="Arial" w:cs="Arial"/>
+              </w:rPr>
+              <w:t xml:space="preserve">• How intuitive the hint-based gameplay is  </w:t>
+            </w:r>
+          </w:p>
+          <w:p>
+            <w:pPr>
+              <w:widowControl w:val="0"/>
+              <w:spacing w:after="0" w:line="240" w:lineRule="auto"/>
+              <w:rPr>
+                <w:rFonts w:ascii="Arial" w:hAnsi="Arial" w:cs="Arial"/>
+              </w:rPr>
+            </w:pPr>
+            <w:r>
+              <w:rPr>
+                <w:rFonts w:ascii="Arial" w:hAnsi="Arial" w:cs="Arial"/>
+              </w:rPr>
+              <w:t xml:space="preserve">• Whether animations and visuals maintain engagement  </w:t>
+            </w:r>
+          </w:p>
+          <w:p>
+            <w:pPr>
+              <w:widowControl w:val="0"/>
+              <w:spacing w:after="0" w:line="240" w:lineRule="auto"/>
+              <w:rPr>
+                <w:rFonts w:ascii="Arial" w:hAnsi="Arial" w:cs="Arial"/>
+              </w:rPr>
+            </w:pPr>
+            <w:r>
+              <w:rPr>
+                <w:rFonts w:ascii="Arial" w:hAnsi="Arial" w:cs="Arial"/>
+              </w:rPr>
+              <w:t xml:space="preserve">• Whether they understand feedback (correct/incorrect actions)  </w:t>
+            </w:r>
+          </w:p>
+          <w:p>
+            <w:pPr>
+              <w:widowControl w:val="0"/>
+              <w:spacing w:after="0" w:line="240" w:lineRule="auto"/>
+              <w:rPr>
+                <w:rFonts w:ascii="Arial" w:hAnsi="Arial" w:cs="Arial"/>
+              </w:rPr>
+            </w:pPr>
+            <w:r>
+              <w:rPr>
+                <w:rFonts w:ascii="Arial" w:hAnsi="Arial" w:cs="Arial"/>
+              </w:rPr>
+              <w:t xml:space="preserve">• If the sticker reward system motivates continued interaction  </w:t>
+            </w:r>
+          </w:p>
+          <w:p>
+            <w:pPr>
+              <w:widowControl w:val="0"/>
+              <w:spacing w:after="0" w:line="240" w:lineRule="auto"/>
+              <w:rPr>
+                <w:rFonts w:ascii="Arial" w:hAnsi="Arial" w:cs="Arial"/>
+              </w:rPr>
+            </w:pPr>
+            <w:r>
+              <w:rPr>
+                <w:rFonts w:ascii="Arial" w:hAnsi="Arial" w:cs="Arial"/>
+              </w:rPr>
+              <w:t>To validate engagement, usability testing and observation of interaction patterns should be conducted</w:t>
+            </w:r>
+            <w:r>
+              <w:rPr>
+                <w:rFonts w:ascii="Arial" w:hAnsi="Arial" w:cs="Arial"/>
+                <w:b/>
+                <w:bCs/>
+              </w:rPr>
+              <w:t>.</w:t>
             </w:r>
           </w:p>
         </w:tc>
@@ -737,248 +635,158 @@
           <w:p>
             <w:pPr>
               <w:widowControl w:val="0"/>
-              <w:spacing w:line="240" w:lineRule="auto"/>
-              <w:rPr>
-                <w:rFonts w:ascii="Arial" w:hAnsi="Arial" w:cs="Arial"/>
-              </w:rPr>
-            </w:pPr>
-            <w:r>
-              <w:rPr>
-                <w:rFonts w:ascii="Arial" w:hAnsi="Arial" w:cs="Arial"/>
-              </w:rPr>
-              <w:t>- To garner their interest, they must be provided information on:</w:t>
-            </w:r>
-          </w:p>
-          <w:p>
-            <w:pPr>
-              <w:pStyle w:val="ListParagraph"/>
-              <w:widowControl w:val="0"/>
-              <w:numPr>
-                <w:ilvl w:val="0"/>
-                <w:numId w:val="3"/>
-              </w:numPr>
-              <w:spacing w:after="0" w:line="240" w:lineRule="auto"/>
-              <w:rPr>
-                <w:rFonts w:ascii="Arial" w:hAnsi="Arial" w:cs="Arial"/>
-              </w:rPr>
-            </w:pPr>
-            <w:r>
-              <w:rPr>
-                <w:rFonts w:ascii="Arial" w:hAnsi="Arial" w:cs="Arial"/>
-              </w:rPr>
-              <w:t>What the application is</w:t>
-            </w:r>
-          </w:p>
-          <w:p>
-            <w:pPr>
-              <w:pStyle w:val="ListParagraph"/>
-              <w:widowControl w:val="0"/>
-              <w:numPr>
-                <w:ilvl w:val="0"/>
-                <w:numId w:val="3"/>
-              </w:numPr>
-              <w:spacing w:after="0" w:line="240" w:lineRule="auto"/>
-              <w:rPr>
-                <w:rFonts w:ascii="Arial" w:hAnsi="Arial" w:cs="Arial"/>
-              </w:rPr>
-            </w:pPr>
-            <w:r>
-              <w:rPr>
-                <w:rFonts w:ascii="Arial" w:hAnsi="Arial" w:cs="Arial"/>
-              </w:rPr>
-              <w:t>How the application works</w:t>
-            </w:r>
-          </w:p>
-          <w:p>
-            <w:pPr>
-              <w:pStyle w:val="ListParagraph"/>
-              <w:widowControl w:val="0"/>
-              <w:numPr>
-                <w:ilvl w:val="0"/>
-                <w:numId w:val="3"/>
-              </w:numPr>
-              <w:spacing w:after="0" w:line="240" w:lineRule="auto"/>
-              <w:rPr>
-                <w:rFonts w:ascii="Arial" w:hAnsi="Arial" w:cs="Arial"/>
-              </w:rPr>
-            </w:pPr>
-            <w:r>
-              <w:rPr>
-                <w:rFonts w:ascii="Arial" w:hAnsi="Arial" w:cs="Arial"/>
-              </w:rPr>
-              <w:t>The application’s goals</w:t>
-            </w:r>
-          </w:p>
-          <w:p>
-            <w:pPr>
-              <w:pStyle w:val="ListParagraph"/>
-              <w:widowControl w:val="0"/>
-              <w:numPr>
-                <w:ilvl w:val="0"/>
-                <w:numId w:val="3"/>
-              </w:numPr>
-              <w:spacing w:after="0" w:line="240" w:lineRule="auto"/>
-              <w:rPr>
-                <w:rFonts w:ascii="Arial" w:hAnsi="Arial" w:cs="Arial"/>
-              </w:rPr>
-            </w:pPr>
-            <w:r>
-              <w:rPr>
-                <w:rFonts w:ascii="Arial" w:hAnsi="Arial" w:cs="Arial"/>
-              </w:rPr>
-              <w:t>How they can utilize the application</w:t>
-            </w:r>
-          </w:p>
-          <w:p>
-            <w:pPr>
-              <w:pStyle w:val="ListParagraph"/>
-              <w:widowControl w:val="0"/>
-              <w:numPr>
-                <w:ilvl w:val="0"/>
-                <w:numId w:val="3"/>
-              </w:numPr>
-              <w:spacing w:after="0" w:line="240" w:lineRule="auto"/>
-              <w:rPr>
-                <w:rFonts w:ascii="Arial" w:hAnsi="Arial" w:cs="Arial"/>
-              </w:rPr>
-            </w:pPr>
-            <w:r>
-              <w:rPr>
-                <w:rFonts w:ascii="Arial" w:hAnsi="Arial" w:cs="Arial"/>
-              </w:rPr>
-              <w:t>Why they should utilize the application</w:t>
-            </w:r>
-          </w:p>
-          <w:p>
-            <w:pPr>
-              <w:widowControl w:val="0"/>
-              <w:spacing w:after="0" w:line="240" w:lineRule="auto"/>
-              <w:rPr>
-                <w:rFonts w:ascii="Arial" w:hAnsi="Arial" w:cs="Arial"/>
-              </w:rPr>
-            </w:pPr>
-          </w:p>
-          <w:p>
-            <w:pPr>
-              <w:widowControl w:val="0"/>
-              <w:spacing w:after="0" w:line="240" w:lineRule="auto"/>
-              <w:rPr>
-                <w:rFonts w:ascii="Arial" w:hAnsi="Arial" w:cs="Arial"/>
-              </w:rPr>
-            </w:pPr>
-            <w:r>
-              <w:rPr>
-                <w:rFonts w:ascii="Arial" w:hAnsi="Arial" w:cs="Arial"/>
-              </w:rPr>
-              <w:t xml:space="preserve">- If </w:t>
-            </w:r>
-            <w:r>
-              <w:rPr>
-                <w:rFonts w:ascii="Arial" w:hAnsi="Arial" w:cs="Arial"/>
-              </w:rPr>
-              <w:t xml:space="preserve">teachers </w:t>
-            </w:r>
-            <w:r>
-              <w:rPr>
-                <w:rFonts w:ascii="Arial" w:hAnsi="Arial" w:cs="Arial"/>
-              </w:rPr>
-              <w:t>get involved with the project, they must be told</w:t>
-            </w:r>
-            <w:r>
-              <w:rPr>
-                <w:rFonts w:ascii="Arial" w:hAnsi="Arial" w:cs="Arial"/>
-              </w:rPr>
-              <w:t>:</w:t>
-            </w:r>
-          </w:p>
-          <w:p>
-            <w:pPr>
-              <w:pStyle w:val="ListParagraph"/>
-              <w:widowControl w:val="0"/>
-              <w:numPr>
-                <w:ilvl w:val="0"/>
-                <w:numId w:val="3"/>
-              </w:numPr>
-              <w:spacing w:after="0" w:line="240" w:lineRule="auto"/>
-              <w:rPr>
-                <w:rFonts w:ascii="Arial" w:hAnsi="Arial" w:cs="Arial"/>
-              </w:rPr>
-            </w:pPr>
-            <w:r>
-              <w:rPr>
-                <w:rFonts w:ascii="Arial" w:hAnsi="Arial" w:cs="Arial"/>
-              </w:rPr>
-              <w:t>What the project is</w:t>
-            </w:r>
-          </w:p>
-          <w:p>
-            <w:pPr>
-              <w:pStyle w:val="ListParagraph"/>
-              <w:widowControl w:val="0"/>
-              <w:numPr>
-                <w:ilvl w:val="0"/>
-                <w:numId w:val="3"/>
-              </w:numPr>
-              <w:spacing w:after="0" w:line="240" w:lineRule="auto"/>
-              <w:rPr>
-                <w:rFonts w:ascii="Arial" w:hAnsi="Arial" w:cs="Arial"/>
-              </w:rPr>
-            </w:pPr>
-            <w:r>
-              <w:rPr>
-                <w:rFonts w:ascii="Arial" w:hAnsi="Arial" w:cs="Arial"/>
-              </w:rPr>
-              <w:t>How the project works</w:t>
-            </w:r>
-          </w:p>
-          <w:p>
-            <w:pPr>
-              <w:pStyle w:val="ListParagraph"/>
-              <w:widowControl w:val="0"/>
-              <w:numPr>
-                <w:ilvl w:val="0"/>
-                <w:numId w:val="3"/>
-              </w:numPr>
-              <w:spacing w:after="0" w:line="240" w:lineRule="auto"/>
-              <w:rPr>
-                <w:rFonts w:ascii="Arial" w:hAnsi="Arial" w:cs="Arial"/>
-              </w:rPr>
-            </w:pPr>
-            <w:r>
-              <w:rPr>
-                <w:rFonts w:ascii="Arial" w:hAnsi="Arial" w:cs="Arial"/>
-              </w:rPr>
-              <w:t>The goals of the project</w:t>
-            </w:r>
-          </w:p>
-          <w:p>
-            <w:pPr>
-              <w:pStyle w:val="ListParagraph"/>
-              <w:widowControl w:val="0"/>
-              <w:numPr>
-                <w:ilvl w:val="0"/>
-                <w:numId w:val="3"/>
-              </w:numPr>
-              <w:spacing w:after="0" w:line="240" w:lineRule="auto"/>
-              <w:rPr>
-                <w:rFonts w:ascii="Arial" w:hAnsi="Arial" w:cs="Arial"/>
-              </w:rPr>
-            </w:pPr>
-            <w:r>
-              <w:rPr>
-                <w:rFonts w:ascii="Arial" w:hAnsi="Arial" w:cs="Arial"/>
-              </w:rPr>
-              <w:t>How they can help</w:t>
-            </w:r>
-          </w:p>
-          <w:p>
-            <w:pPr>
-              <w:widowControl w:val="0"/>
-              <w:spacing w:after="0" w:line="240" w:lineRule="auto"/>
-              <w:rPr>
-                <w:rFonts w:ascii="Arial" w:hAnsi="Arial" w:cs="Arial"/>
-              </w:rPr>
-            </w:pPr>
+              <w:spacing w:after="0" w:line="240" w:lineRule="auto"/>
+              <w:rPr>
+                <w:rFonts w:ascii="Arial" w:hAnsi="Arial" w:cs="Arial"/>
+              </w:rPr>
+            </w:pPr>
+            <w:r>
+              <w:rPr>
+                <w:rFonts w:ascii="Arial" w:hAnsi="Arial" w:cs="Arial"/>
+              </w:rPr>
+              <w:t xml:space="preserve">• What the application is and its purpose  </w:t>
+            </w:r>
+          </w:p>
+          <w:p>
+            <w:pPr>
+              <w:widowControl w:val="0"/>
+              <w:spacing w:after="0" w:line="240" w:lineRule="auto"/>
+              <w:rPr>
+                <w:rFonts w:ascii="Arial" w:hAnsi="Arial" w:cs="Arial"/>
+              </w:rPr>
+            </w:pPr>
+            <w:r>
+              <w:rPr>
+                <w:rFonts w:ascii="Arial" w:hAnsi="Arial" w:cs="Arial"/>
+              </w:rPr>
+              <w:t xml:space="preserve">• How the gameplay supports learning outcomes  </w:t>
+            </w:r>
+          </w:p>
+          <w:p>
+            <w:pPr>
+              <w:widowControl w:val="0"/>
+              <w:spacing w:after="0" w:line="240" w:lineRule="auto"/>
+              <w:rPr>
+                <w:rFonts w:ascii="Arial" w:hAnsi="Arial" w:cs="Arial"/>
+              </w:rPr>
+            </w:pPr>
+            <w:r>
+              <w:rPr>
+                <w:rFonts w:ascii="Arial" w:hAnsi="Arial" w:cs="Arial"/>
+              </w:rPr>
+              <w:t xml:space="preserve">• How the system can be used in a classroom setting  </w:t>
+            </w:r>
+          </w:p>
+          <w:p>
+            <w:pPr>
+              <w:widowControl w:val="0"/>
+              <w:spacing w:after="0" w:line="240" w:lineRule="auto"/>
+              <w:rPr>
+                <w:rFonts w:ascii="Arial" w:hAnsi="Arial" w:cs="Arial"/>
+              </w:rPr>
+            </w:pPr>
+            <w:r>
+              <w:rPr>
+                <w:rFonts w:ascii="Arial" w:hAnsi="Arial" w:cs="Arial"/>
+              </w:rPr>
+              <w:t xml:space="preserve">• The type of ecological knowledge provided  </w:t>
+            </w:r>
+          </w:p>
+          <w:p>
+            <w:pPr>
+              <w:widowControl w:val="0"/>
+              <w:spacing w:after="0" w:line="240" w:lineRule="auto"/>
+              <w:rPr>
+                <w:rFonts w:ascii="Arial" w:hAnsi="Arial" w:cs="Arial"/>
+              </w:rPr>
+            </w:pPr>
+            <w:r>
+              <w:rPr>
+                <w:rFonts w:ascii="Arial" w:hAnsi="Arial" w:cs="Arial"/>
+              </w:rPr>
+              <w:t xml:space="preserve">• How videos and interactive elements reinforce learning  </w:t>
+            </w:r>
+          </w:p>
+          <w:p>
+            <w:pPr>
+              <w:widowControl w:val="0"/>
+              <w:spacing w:after="0" w:line="240" w:lineRule="auto"/>
+              <w:rPr>
+                <w:rFonts w:ascii="Arial" w:hAnsi="Arial" w:cs="Arial"/>
+              </w:rPr>
+            </w:pPr>
+            <w:r>
+              <w:rPr>
+                <w:rFonts w:ascii="Arial" w:hAnsi="Arial" w:cs="Arial"/>
+              </w:rPr>
+              <w:t>If teachers are involved with evaluation:</w:t>
+            </w:r>
+          </w:p>
+          <w:p>
+            <w:pPr>
+              <w:widowControl w:val="0"/>
+              <w:spacing w:after="0" w:line="240" w:lineRule="auto"/>
+              <w:rPr>
+                <w:rFonts w:ascii="Arial" w:hAnsi="Arial" w:cs="Arial"/>
+              </w:rPr>
+            </w:pPr>
+            <w:r>
+              <w:rPr>
+                <w:rFonts w:ascii="Arial" w:hAnsi="Arial" w:cs="Arial"/>
+              </w:rPr>
+              <w:t xml:space="preserve">• Explain learning objectives  </w:t>
+            </w:r>
+          </w:p>
+          <w:p>
+            <w:pPr>
+              <w:widowControl w:val="0"/>
+              <w:spacing w:after="0" w:line="240" w:lineRule="auto"/>
+              <w:rPr>
+                <w:rFonts w:ascii="Arial" w:hAnsi="Arial" w:cs="Arial"/>
+              </w:rPr>
+            </w:pPr>
+            <w:r>
+              <w:rPr>
+                <w:rFonts w:ascii="Arial" w:hAnsi="Arial" w:cs="Arial"/>
+              </w:rPr>
+              <w:t>• Demonstrate how gameplay supports understanding</w:t>
+            </w:r>
+            <w:r>
+              <w:rPr>
+                <w:rFonts w:ascii="Arial" w:hAnsi="Arial" w:cs="Arial"/>
+              </w:rPr>
+              <w:t>.</w:t>
+            </w:r>
+          </w:p>
+          <w:p>
+            <w:pPr>
+              <w:widowControl w:val="0"/>
+              <w:spacing w:after="0" w:line="240" w:lineRule="auto"/>
+              <w:rPr>
+                <w:rFonts w:ascii="Arial" w:hAnsi="Arial" w:cs="Arial"/>
+              </w:rPr>
+            </w:pPr>
+            <w:r>
+              <w:rPr>
+                <w:rFonts w:ascii="Arial" w:hAnsi="Arial" w:cs="Arial"/>
+              </w:rPr>
+              <w:t xml:space="preserve">• Show how the system can supplement teaching  </w:t>
+            </w:r>
+          </w:p>
+          <w:p>
+            <w:pPr>
+              <w:widowControl w:val="0"/>
+              <w:spacing w:after="0" w:line="240" w:lineRule="auto"/>
+              <w:rPr>
+                <w:rFonts w:ascii="Arial" w:hAnsi="Arial" w:cs="Arial"/>
+              </w:rPr>
+            </w:pPr>
+            <w:r>
+              <w:rPr>
+                <w:rFonts w:ascii="Arial" w:hAnsi="Arial" w:cs="Arial"/>
+              </w:rPr>
+              <w:t>Communication can primarily be conducted through email or demonstration sessions.</w:t>
+            </w:r>
           </w:p>
           <w:p>
             <w:pPr>
@@ -1136,315 +944,151 @@
           <w:p>
             <w:pPr>
               <w:widowControl w:val="0"/>
-              <w:spacing w:line="240" w:lineRule="auto"/>
-              <w:rPr>
-                <w:rFonts w:ascii="Arial" w:hAnsi="Arial" w:cs="Arial"/>
-              </w:rPr>
-            </w:pPr>
-            <w:r>
-              <w:rPr>
-                <w:rFonts w:ascii="Arial" w:hAnsi="Arial" w:cs="Arial"/>
-              </w:rPr>
-              <w:t>- To garner their interest, they must be provided information on:</w:t>
-            </w:r>
-          </w:p>
-          <w:p>
-            <w:pPr>
-              <w:pStyle w:val="ListParagraph"/>
-              <w:widowControl w:val="0"/>
-              <w:numPr>
-                <w:ilvl w:val="0"/>
-                <w:numId w:val="3"/>
-              </w:numPr>
-              <w:spacing w:after="0" w:line="240" w:lineRule="auto"/>
-              <w:rPr>
-                <w:rFonts w:ascii="Arial" w:hAnsi="Arial" w:cs="Arial"/>
-              </w:rPr>
-            </w:pPr>
-            <w:r>
-              <w:rPr>
-                <w:rFonts w:ascii="Arial" w:hAnsi="Arial" w:cs="Arial"/>
-              </w:rPr>
-              <w:t>What the application is</w:t>
-            </w:r>
-          </w:p>
-          <w:p>
-            <w:pPr>
-              <w:pStyle w:val="ListParagraph"/>
-              <w:widowControl w:val="0"/>
-              <w:numPr>
-                <w:ilvl w:val="0"/>
-                <w:numId w:val="3"/>
-              </w:numPr>
-              <w:spacing w:after="0" w:line="240" w:lineRule="auto"/>
-              <w:rPr>
-                <w:rFonts w:ascii="Arial" w:hAnsi="Arial" w:cs="Arial"/>
-              </w:rPr>
-            </w:pPr>
-            <w:r>
-              <w:rPr>
-                <w:rFonts w:ascii="Arial" w:hAnsi="Arial" w:cs="Arial"/>
-              </w:rPr>
-              <w:t>How the application works</w:t>
-            </w:r>
-          </w:p>
-          <w:p>
-            <w:pPr>
-              <w:pStyle w:val="ListParagraph"/>
-              <w:widowControl w:val="0"/>
-              <w:numPr>
-                <w:ilvl w:val="0"/>
-                <w:numId w:val="3"/>
-              </w:numPr>
-              <w:spacing w:after="0" w:line="240" w:lineRule="auto"/>
-              <w:rPr>
-                <w:rFonts w:ascii="Arial" w:hAnsi="Arial" w:cs="Arial"/>
-              </w:rPr>
-            </w:pPr>
-            <w:r>
-              <w:rPr>
-                <w:rFonts w:ascii="Arial" w:hAnsi="Arial" w:cs="Arial"/>
-              </w:rPr>
-              <w:t>The application’s goals</w:t>
-            </w:r>
-          </w:p>
-          <w:p>
-            <w:pPr>
-              <w:pStyle w:val="ListParagraph"/>
-              <w:widowControl w:val="0"/>
-              <w:numPr>
-                <w:ilvl w:val="0"/>
-                <w:numId w:val="3"/>
-              </w:numPr>
-              <w:spacing w:after="0" w:line="240" w:lineRule="auto"/>
-              <w:rPr>
-                <w:rFonts w:ascii="Arial" w:hAnsi="Arial" w:cs="Arial"/>
-              </w:rPr>
-            </w:pPr>
-            <w:r>
-              <w:rPr>
-                <w:rFonts w:ascii="Arial" w:hAnsi="Arial" w:cs="Arial"/>
-              </w:rPr>
-              <w:t>How they can utilize the application</w:t>
-            </w:r>
-          </w:p>
-          <w:p>
-            <w:pPr>
-              <w:pStyle w:val="ListParagraph"/>
-              <w:widowControl w:val="0"/>
-              <w:numPr>
-                <w:ilvl w:val="0"/>
-                <w:numId w:val="3"/>
-              </w:numPr>
-              <w:spacing w:after="0" w:line="240" w:lineRule="auto"/>
-              <w:rPr>
-                <w:rFonts w:ascii="Arial" w:hAnsi="Arial" w:cs="Arial"/>
-              </w:rPr>
-            </w:pPr>
-            <w:r>
-              <w:rPr>
-                <w:rFonts w:ascii="Arial" w:hAnsi="Arial" w:cs="Arial"/>
-              </w:rPr>
-              <w:t>Why they should utilize the application</w:t>
-            </w:r>
-          </w:p>
-          <w:p>
-            <w:pPr>
-              <w:pStyle w:val="ListParagraph"/>
-              <w:widowControl w:val="0"/>
-              <w:numPr>
-                <w:ilvl w:val="0"/>
-                <w:numId w:val="3"/>
-              </w:numPr>
-              <w:spacing w:after="0" w:line="240" w:lineRule="auto"/>
-              <w:rPr>
-                <w:rFonts w:ascii="Arial" w:hAnsi="Arial" w:cs="Arial"/>
-              </w:rPr>
-            </w:pPr>
-            <w:r>
-              <w:rPr>
-                <w:rFonts w:ascii="Arial" w:hAnsi="Arial" w:cs="Arial"/>
-              </w:rPr>
-              <w:t>The safety of the application</w:t>
-            </w:r>
-          </w:p>
-          <w:p>
-            <w:pPr>
-              <w:widowControl w:val="0"/>
-              <w:spacing w:after="0" w:line="240" w:lineRule="auto"/>
-              <w:rPr>
-                <w:rFonts w:ascii="Arial" w:hAnsi="Arial" w:cs="Arial"/>
-              </w:rPr>
-            </w:pPr>
-          </w:p>
-          <w:p>
-            <w:pPr>
-              <w:widowControl w:val="0"/>
-              <w:spacing w:after="0" w:line="240" w:lineRule="auto"/>
-              <w:rPr>
-                <w:rFonts w:ascii="Arial" w:hAnsi="Arial" w:cs="Arial"/>
-              </w:rPr>
-            </w:pPr>
-            <w:r>
-              <w:rPr>
-                <w:rFonts w:ascii="Arial" w:hAnsi="Arial" w:cs="Arial"/>
-              </w:rPr>
-              <w:t>- If parents/guardians get involved with the project, they must be told:</w:t>
-            </w:r>
-          </w:p>
-          <w:p>
-            <w:pPr>
-              <w:widowControl w:val="0"/>
-              <w:spacing w:after="0" w:line="240" w:lineRule="auto"/>
-              <w:rPr>
-                <w:rFonts w:ascii="Arial" w:hAnsi="Arial" w:cs="Arial"/>
-              </w:rPr>
-            </w:pPr>
-          </w:p>
-          <w:p>
-            <w:pPr>
-              <w:pStyle w:val="ListParagraph"/>
-              <w:widowControl w:val="0"/>
-              <w:numPr>
-                <w:ilvl w:val="0"/>
-                <w:numId w:val="3"/>
-              </w:numPr>
-              <w:spacing w:after="0" w:line="240" w:lineRule="auto"/>
-              <w:rPr>
-                <w:rFonts w:ascii="Arial" w:hAnsi="Arial" w:cs="Arial"/>
-              </w:rPr>
-            </w:pPr>
-            <w:r>
-              <w:rPr>
-                <w:rFonts w:ascii="Arial" w:hAnsi="Arial" w:cs="Arial"/>
-              </w:rPr>
-              <w:t>What the project is</w:t>
-            </w:r>
-          </w:p>
-          <w:p>
-            <w:pPr>
-              <w:pStyle w:val="ListParagraph"/>
-              <w:widowControl w:val="0"/>
-              <w:numPr>
-                <w:ilvl w:val="0"/>
-                <w:numId w:val="3"/>
-              </w:numPr>
-              <w:spacing w:after="0" w:line="240" w:lineRule="auto"/>
-              <w:rPr>
-                <w:rFonts w:ascii="Arial" w:hAnsi="Arial" w:cs="Arial"/>
-              </w:rPr>
-            </w:pPr>
-            <w:r>
-              <w:rPr>
-                <w:rFonts w:ascii="Arial" w:hAnsi="Arial" w:cs="Arial"/>
-              </w:rPr>
-              <w:t>How the project works</w:t>
-            </w:r>
-          </w:p>
-          <w:p>
-            <w:pPr>
-              <w:pStyle w:val="ListParagraph"/>
-              <w:widowControl w:val="0"/>
-              <w:numPr>
-                <w:ilvl w:val="0"/>
-                <w:numId w:val="3"/>
-              </w:numPr>
-              <w:spacing w:after="0" w:line="240" w:lineRule="auto"/>
-              <w:rPr>
-                <w:rFonts w:ascii="Arial" w:hAnsi="Arial" w:cs="Arial"/>
-              </w:rPr>
-            </w:pPr>
-            <w:r>
-              <w:rPr>
-                <w:rFonts w:ascii="Arial" w:hAnsi="Arial" w:cs="Arial"/>
-              </w:rPr>
-              <w:t>The goals of the project</w:t>
-            </w:r>
-          </w:p>
-          <w:p>
-            <w:pPr>
-              <w:pStyle w:val="ListParagraph"/>
-              <w:widowControl w:val="0"/>
-              <w:numPr>
-                <w:ilvl w:val="0"/>
-                <w:numId w:val="3"/>
-              </w:numPr>
-              <w:spacing w:after="0" w:line="240" w:lineRule="auto"/>
-              <w:rPr>
-                <w:rFonts w:ascii="Arial" w:hAnsi="Arial" w:cs="Arial"/>
-              </w:rPr>
-            </w:pPr>
-            <w:r>
-              <w:rPr>
-                <w:rFonts w:ascii="Arial" w:hAnsi="Arial" w:cs="Arial"/>
-              </w:rPr>
-              <w:t>How they can help</w:t>
-            </w:r>
-          </w:p>
-          <w:p>
-            <w:pPr>
-              <w:widowControl w:val="0"/>
-              <w:spacing w:after="0" w:line="240" w:lineRule="auto"/>
-              <w:rPr>
-                <w:rFonts w:ascii="Arial" w:hAnsi="Arial" w:cs="Arial"/>
-              </w:rPr>
-            </w:pPr>
-          </w:p>
-          <w:p>
-            <w:pPr>
-              <w:widowControl w:val="0"/>
-              <w:spacing w:after="0" w:line="240" w:lineRule="auto"/>
-              <w:rPr>
-                <w:rFonts w:ascii="Arial" w:hAnsi="Arial" w:cs="Arial"/>
-              </w:rPr>
-            </w:pPr>
-            <w:r>
-              <w:rPr>
-                <w:rFonts w:ascii="Arial" w:hAnsi="Arial" w:cs="Arial"/>
-              </w:rPr>
-              <w:t xml:space="preserve"> - The above points of information should be </w:t>
-            </w:r>
-            <w:r>
-              <w:rPr>
-                <w:rFonts w:ascii="Arial" w:hAnsi="Arial" w:cs="Arial"/>
-              </w:rPr>
-              <w:t>public</w:t>
-            </w:r>
-            <w:r>
-              <w:rPr>
-                <w:rFonts w:ascii="Arial" w:hAnsi="Arial" w:cs="Arial"/>
-              </w:rPr>
-              <w:t xml:space="preserve"> </w:t>
-            </w:r>
-            <w:r>
-              <w:rPr>
-                <w:rFonts w:ascii="Arial" w:hAnsi="Arial" w:cs="Arial"/>
-              </w:rPr>
-              <w:t>on the site’s “About” page</w:t>
-            </w:r>
-          </w:p>
-          <w:p>
-            <w:pPr>
-              <w:widowControl w:val="0"/>
-              <w:spacing w:after="0" w:line="240" w:lineRule="auto"/>
-              <w:rPr>
-                <w:rFonts w:ascii="Arial" w:hAnsi="Arial" w:cs="Arial"/>
-              </w:rPr>
-            </w:pPr>
-          </w:p>
-          <w:p>
-            <w:pPr>
-              <w:widowControl w:val="0"/>
-              <w:spacing w:after="0" w:line="240" w:lineRule="auto"/>
-              <w:rPr>
-                <w:rFonts w:ascii="Arial" w:hAnsi="Arial" w:cs="Arial"/>
-              </w:rPr>
-            </w:pPr>
-            <w:r>
-              <w:rPr>
-                <w:rFonts w:ascii="Arial" w:hAnsi="Arial" w:cs="Arial"/>
-              </w:rPr>
-              <w:t>- Direct communication with parents should primarily be done through email</w:t>
+              <w:spacing w:after="0" w:line="240" w:lineRule="auto"/>
+              <w:rPr>
+                <w:rFonts w:ascii="Arial" w:hAnsi="Arial" w:cs="Arial"/>
+              </w:rPr>
+            </w:pPr>
+            <w:r>
+              <w:rPr>
+                <w:rFonts w:ascii="Arial" w:hAnsi="Arial" w:cs="Arial"/>
+              </w:rPr>
+              <w:t xml:space="preserve">• What the application is and how it works  </w:t>
+            </w:r>
+          </w:p>
+          <w:p>
+            <w:pPr>
+              <w:widowControl w:val="0"/>
+              <w:spacing w:after="0" w:line="240" w:lineRule="auto"/>
+              <w:rPr>
+                <w:rFonts w:ascii="Arial" w:hAnsi="Arial" w:cs="Arial"/>
+              </w:rPr>
+            </w:pPr>
+            <w:r>
+              <w:rPr>
+                <w:rFonts w:ascii="Arial" w:hAnsi="Arial" w:cs="Arial"/>
+              </w:rPr>
+              <w:t xml:space="preserve">• The educational purpose of the game  </w:t>
+            </w:r>
+          </w:p>
+          <w:p>
+            <w:pPr>
+              <w:widowControl w:val="0"/>
+              <w:spacing w:after="0" w:line="240" w:lineRule="auto"/>
+              <w:rPr>
+                <w:rFonts w:ascii="Arial" w:hAnsi="Arial" w:cs="Arial"/>
+              </w:rPr>
+            </w:pPr>
+            <w:r>
+              <w:rPr>
+                <w:rFonts w:ascii="Arial" w:hAnsi="Arial" w:cs="Arial"/>
+              </w:rPr>
+              <w:t xml:space="preserve">• How children interact with the system  </w:t>
+            </w:r>
+          </w:p>
+          <w:p>
+            <w:pPr>
+              <w:widowControl w:val="0"/>
+              <w:spacing w:after="0" w:line="240" w:lineRule="auto"/>
+              <w:rPr>
+                <w:rFonts w:ascii="Arial" w:hAnsi="Arial" w:cs="Arial"/>
+              </w:rPr>
+            </w:pPr>
+            <w:r>
+              <w:rPr>
+                <w:rFonts w:ascii="Arial" w:hAnsi="Arial" w:cs="Arial"/>
+              </w:rPr>
+              <w:t xml:space="preserve">• Why the application is beneficial for learning  </w:t>
+            </w:r>
+          </w:p>
+          <w:p>
+            <w:pPr>
+              <w:widowControl w:val="0"/>
+              <w:spacing w:after="0" w:line="240" w:lineRule="auto"/>
+              <w:rPr>
+                <w:rFonts w:ascii="Arial" w:hAnsi="Arial" w:cs="Arial"/>
+              </w:rPr>
+            </w:pPr>
+            <w:r>
+              <w:rPr>
+                <w:rFonts w:ascii="Arial" w:hAnsi="Arial" w:cs="Arial"/>
+              </w:rPr>
+              <w:t xml:space="preserve">• The simplicity and safety of the application (no login, no external risks)  </w:t>
+            </w:r>
+          </w:p>
+          <w:p>
+            <w:pPr>
+              <w:widowControl w:val="0"/>
+              <w:spacing w:after="0" w:line="240" w:lineRule="auto"/>
+              <w:rPr>
+                <w:rFonts w:ascii="Arial" w:hAnsi="Arial" w:cs="Arial"/>
+              </w:rPr>
+            </w:pPr>
+            <w:r>
+              <w:rPr>
+                <w:rFonts w:ascii="Arial" w:hAnsi="Arial" w:cs="Arial"/>
+              </w:rPr>
+              <w:t>If involved in evaluation:</w:t>
+            </w:r>
+          </w:p>
+          <w:p>
+            <w:pPr>
+              <w:widowControl w:val="0"/>
+              <w:spacing w:after="0" w:line="240" w:lineRule="auto"/>
+              <w:rPr>
+                <w:rFonts w:ascii="Arial" w:hAnsi="Arial" w:cs="Arial"/>
+              </w:rPr>
+            </w:pPr>
+            <w:r>
+              <w:rPr>
+                <w:rFonts w:ascii="Arial" w:hAnsi="Arial" w:cs="Arial"/>
+              </w:rPr>
+              <w:t xml:space="preserve">• Demonstrate how children use the system  </w:t>
+            </w:r>
+          </w:p>
+          <w:p>
+            <w:pPr>
+              <w:widowControl w:val="0"/>
+              <w:spacing w:after="0" w:line="240" w:lineRule="auto"/>
+              <w:rPr>
+                <w:rFonts w:ascii="Arial" w:hAnsi="Arial" w:cs="Arial"/>
+              </w:rPr>
+            </w:pPr>
+            <w:r>
+              <w:rPr>
+                <w:rFonts w:ascii="Arial" w:hAnsi="Arial" w:cs="Arial"/>
+              </w:rPr>
+              <w:t xml:space="preserve">• Explain gameplay and learning outcomes  </w:t>
+            </w:r>
+          </w:p>
+          <w:p>
+            <w:pPr>
+              <w:widowControl w:val="0"/>
+              <w:spacing w:after="0" w:line="240" w:lineRule="auto"/>
+              <w:rPr>
+                <w:rFonts w:ascii="Arial" w:hAnsi="Arial" w:cs="Arial"/>
+              </w:rPr>
+            </w:pPr>
+            <w:r>
+              <w:rPr>
+                <w:rFonts w:ascii="Arial" w:hAnsi="Arial" w:cs="Arial"/>
+              </w:rPr>
+              <w:t xml:space="preserve">• Show how the system encourages exploration and learning  </w:t>
+            </w:r>
+          </w:p>
+          <w:p>
+            <w:pPr>
+              <w:widowControl w:val="0"/>
+              <w:spacing w:after="0" w:line="240" w:lineRule="auto"/>
+              <w:rPr>
+                <w:rFonts w:ascii="Arial" w:hAnsi="Arial" w:cs="Arial"/>
+              </w:rPr>
+            </w:pPr>
+            <w:r>
+              <w:rPr>
+                <w:rFonts w:ascii="Arial" w:hAnsi="Arial" w:cs="Arial"/>
+              </w:rPr>
+              <w:t>Communication can primarily be conducted through email or informal demonstrations.</w:t>
             </w:r>
           </w:p>
         </w:tc>
@@ -1610,31 +1254,154 @@
           <w:p>
             <w:pPr>
               <w:widowControl w:val="0"/>
-              <w:spacing w:line="240" w:lineRule="auto"/>
-              <w:rPr>
-                <w:rFonts w:ascii="Arial" w:hAnsi="Arial" w:cs="Arial"/>
-              </w:rPr>
-            </w:pPr>
-            <w:r>
-              <w:rPr>
-                <w:rFonts w:ascii="Arial" w:hAnsi="Arial" w:cs="Arial"/>
-              </w:rPr>
-              <w:t xml:space="preserve"> - The team must meet the project requirements as set by the class instructor</w:t>
-            </w:r>
-          </w:p>
-          <w:p>
-            <w:pPr>
-              <w:widowControl w:val="0"/>
-              <w:spacing w:line="240" w:lineRule="auto"/>
-              <w:rPr>
-                <w:rFonts w:ascii="Arial" w:hAnsi="Arial" w:cs="Arial"/>
-              </w:rPr>
-            </w:pPr>
-            <w:r>
-              <w:rPr>
-                <w:rFonts w:ascii="Arial" w:hAnsi="Arial" w:cs="Arial"/>
-              </w:rPr>
-              <w:t>- The class instructor should be contacted if the team:</w:t>
+              <w:spacing w:after="0" w:line="240" w:lineRule="auto"/>
+              <w:rPr>
+                <w:rFonts w:ascii="Arial" w:hAnsi="Arial" w:cs="Arial"/>
+              </w:rPr>
+            </w:pPr>
+            <w:r>
+              <w:rPr>
+                <w:rFonts w:ascii="Arial" w:hAnsi="Arial" w:cs="Arial"/>
+              </w:rPr>
+              <w:t xml:space="preserve">• Ensure all deliverables align with course expectations  </w:t>
+            </w:r>
+          </w:p>
+          <w:p>
+            <w:pPr>
+              <w:widowControl w:val="0"/>
+              <w:spacing w:after="0" w:line="240" w:lineRule="auto"/>
+              <w:rPr>
+                <w:rFonts w:ascii="Arial" w:hAnsi="Arial" w:cs="Arial"/>
+              </w:rPr>
+            </w:pPr>
+            <w:r>
+              <w:rPr>
+                <w:rFonts w:ascii="Arial" w:hAnsi="Arial" w:cs="Arial"/>
+              </w:rPr>
+              <w:t xml:space="preserve">• Follow MVP constraints and scope guidelines  </w:t>
+            </w:r>
+          </w:p>
+          <w:p>
+            <w:pPr>
+              <w:widowControl w:val="0"/>
+              <w:spacing w:after="0" w:line="240" w:lineRule="auto"/>
+              <w:rPr>
+                <w:rFonts w:ascii="Arial" w:hAnsi="Arial" w:cs="Arial"/>
+              </w:rPr>
+            </w:pPr>
+            <w:r>
+              <w:rPr>
+                <w:rFonts w:ascii="Arial" w:hAnsi="Arial" w:cs="Arial"/>
+              </w:rPr>
+              <w:t xml:space="preserve">• Maintain proper documentation and GitHub structure  </w:t>
+            </w:r>
+          </w:p>
+          <w:p>
+            <w:pPr>
+              <w:widowControl w:val="0"/>
+              <w:spacing w:after="0" w:line="240" w:lineRule="auto"/>
+              <w:rPr>
+                <w:rFonts w:ascii="Arial" w:hAnsi="Arial" w:cs="Arial"/>
+              </w:rPr>
+            </w:pPr>
+          </w:p>
+          <w:p>
+            <w:pPr>
+              <w:widowControl w:val="0"/>
+              <w:spacing w:after="0" w:line="240" w:lineRule="auto"/>
+              <w:rPr>
+                <w:rFonts w:ascii="Arial" w:hAnsi="Arial" w:cs="Arial"/>
+              </w:rPr>
+            </w:pPr>
+            <w:r>
+              <w:rPr>
+                <w:rFonts w:ascii="Arial" w:hAnsi="Arial" w:cs="Arial"/>
+              </w:rPr>
+              <w:t>Provide Updates:</w:t>
+            </w:r>
+          </w:p>
+          <w:p>
+            <w:pPr>
+              <w:widowControl w:val="0"/>
+              <w:spacing w:after="0" w:line="240" w:lineRule="auto"/>
+              <w:rPr>
+                <w:rFonts w:ascii="Arial" w:hAnsi="Arial" w:cs="Arial"/>
+              </w:rPr>
+            </w:pPr>
+            <w:r>
+              <w:rPr>
+                <w:rFonts w:ascii="Arial" w:hAnsi="Arial" w:cs="Arial"/>
+              </w:rPr>
+              <w:t xml:space="preserve">• Progress reports and presentations  </w:t>
+            </w:r>
+          </w:p>
+          <w:p>
+            <w:pPr>
+              <w:widowControl w:val="0"/>
+              <w:spacing w:after="0" w:line="240" w:lineRule="auto"/>
+              <w:rPr>
+                <w:rFonts w:ascii="Arial" w:hAnsi="Arial" w:cs="Arial"/>
+              </w:rPr>
+            </w:pPr>
+            <w:r>
+              <w:rPr>
+                <w:rFonts w:ascii="Arial" w:hAnsi="Arial" w:cs="Arial"/>
+              </w:rPr>
+              <w:t xml:space="preserve">• Demonstrations of working features  </w:t>
+            </w:r>
+          </w:p>
+          <w:p>
+            <w:pPr>
+              <w:widowControl w:val="0"/>
+              <w:spacing w:after="0" w:line="240" w:lineRule="auto"/>
+              <w:rPr>
+                <w:rFonts w:ascii="Arial" w:hAnsi="Arial" w:cs="Arial"/>
+              </w:rPr>
+            </w:pPr>
+            <w:r>
+              <w:rPr>
+                <w:rFonts w:ascii="Arial" w:hAnsi="Arial" w:cs="Arial"/>
+              </w:rPr>
+              <w:t xml:space="preserve">• Reflection on design decisions  </w:t>
+            </w:r>
+          </w:p>
+          <w:p>
+            <w:pPr>
+              <w:widowControl w:val="0"/>
+              <w:spacing w:after="0" w:line="240" w:lineRule="auto"/>
+              <w:rPr>
+                <w:rFonts w:ascii="Arial" w:hAnsi="Arial" w:cs="Arial"/>
+              </w:rPr>
+            </w:pPr>
+          </w:p>
+          <w:p>
+            <w:pPr>
+              <w:widowControl w:val="0"/>
+              <w:spacing w:after="0" w:line="240" w:lineRule="auto"/>
+              <w:rPr>
+                <w:rFonts w:ascii="Arial" w:hAnsi="Arial" w:cs="Arial"/>
+              </w:rPr>
+            </w:pPr>
+            <w:r>
+              <w:rPr>
+                <w:rFonts w:ascii="Arial" w:hAnsi="Arial" w:cs="Arial"/>
+              </w:rPr>
+              <w:t>The instructor may provide:</w:t>
+            </w:r>
+          </w:p>
+          <w:p>
+            <w:pPr>
+              <w:widowControl w:val="0"/>
+              <w:spacing w:after="0" w:line="240" w:lineRule="auto"/>
+              <w:rPr>
+                <w:rFonts w:ascii="Arial" w:hAnsi="Arial" w:cs="Arial"/>
+              </w:rPr>
+            </w:pPr>
+            <w:r>
+              <w:rPr>
+                <w:rFonts w:ascii="Arial" w:hAnsi="Arial" w:cs="Arial"/>
+              </w:rPr>
+              <w:t xml:space="preserve">• Feedback on project direction  </w:t>
             </w:r>
           </w:p>
           <w:p>
@@ -1654,39 +1421,7 @@
               <w:rPr>
                 <w:rFonts w:ascii="Arial" w:hAnsi="Arial" w:cs="Arial"/>
               </w:rPr>
-              <w:t>Has any questions regarding the requirements</w:t>
-            </w:r>
-          </w:p>
-          <w:p>
-            <w:pPr>
-              <w:pStyle w:val="ListParagraph"/>
-              <w:widowControl w:val="0"/>
-              <w:numPr>
-                <w:ilvl w:val="0"/>
-                <w:numId w:val="3"/>
-              </w:numPr>
-              <w:spacing w:after="0" w:line="240" w:lineRule="auto"/>
-              <w:rPr>
-                <w:rFonts w:ascii="Arial" w:hAnsi="Arial" w:cs="Arial"/>
-              </w:rPr>
-            </w:pPr>
-            <w:r>
-              <w:rPr>
-                <w:rFonts w:ascii="Arial" w:hAnsi="Arial" w:cs="Arial"/>
-              </w:rPr>
-              <w:t xml:space="preserve">Would like advice on project design </w:t>
-            </w:r>
-            <w:r>
-              <w:rPr>
-                <w:rFonts w:ascii="Arial" w:hAnsi="Arial" w:cs="Arial"/>
-              </w:rPr>
-              <w:t>and/</w:t>
-            </w:r>
-            <w:r>
-              <w:rPr>
-                <w:rFonts w:ascii="Arial" w:hAnsi="Arial" w:cs="Arial"/>
-              </w:rPr>
-              <w:t>or decisions</w:t>
+              <w:t xml:space="preserve">• Guidance on design and implementation  </w:t>
             </w:r>
           </w:p>
         </w:tc>
@@ -1809,70 +1544,144 @@
           <w:p>
             <w:pPr>
               <w:widowControl w:val="0"/>
-              <w:spacing w:line="240" w:lineRule="auto"/>
-              <w:rPr>
-                <w:rFonts w:ascii="Arial" w:hAnsi="Arial" w:cs="Arial"/>
-              </w:rPr>
-            </w:pPr>
-            <w:r>
-              <w:rPr>
-                <w:rFonts w:ascii="Arial" w:hAnsi="Arial" w:cs="Arial"/>
-              </w:rPr>
-              <w:t xml:space="preserve"> - The team must meet its </w:t>
-            </w:r>
-            <w:r>
-              <w:rPr>
-                <w:rFonts w:ascii="Arial" w:hAnsi="Arial" w:cs="Arial"/>
-              </w:rPr>
-              <w:t>internally set goals and project requirements</w:t>
-            </w:r>
-          </w:p>
-          <w:p>
-            <w:pPr>
-              <w:widowControl w:val="0"/>
-              <w:spacing w:line="240" w:lineRule="auto"/>
-              <w:rPr>
-                <w:rFonts w:ascii="Arial" w:hAnsi="Arial" w:cs="Arial"/>
-              </w:rPr>
-            </w:pPr>
-            <w:r>
-              <w:rPr>
-                <w:rFonts w:ascii="Arial" w:hAnsi="Arial" w:cs="Arial"/>
-              </w:rPr>
-              <w:t xml:space="preserve">- To ensure project quality, mutual understanding, and timely completion of tasks, the team will meet </w:t>
-            </w:r>
-            <w:r>
-              <w:rPr>
-                <w:rFonts w:ascii="Arial" w:hAnsi="Arial" w:cs="Arial"/>
-              </w:rPr>
-              <w:t xml:space="preserve">in-person </w:t>
-            </w:r>
-            <w:r>
-              <w:rPr>
-                <w:rFonts w:ascii="Arial" w:hAnsi="Arial" w:cs="Arial"/>
-              </w:rPr>
-              <w:t xml:space="preserve">at </w:t>
-            </w:r>
-            <w:r>
-              <w:rPr>
-                <w:rFonts w:ascii="Arial" w:hAnsi="Arial" w:cs="Arial"/>
-              </w:rPr>
-              <w:t>the university at least once a week</w:t>
-            </w:r>
-          </w:p>
-          <w:p>
-            <w:pPr>
-              <w:widowControl w:val="0"/>
-              <w:spacing w:after="0" w:line="240" w:lineRule="auto"/>
-              <w:rPr>
-                <w:rFonts w:ascii="Arial" w:hAnsi="Arial" w:cs="Arial"/>
-              </w:rPr>
-            </w:pPr>
-            <w:r>
-              <w:rPr>
-                <w:rFonts w:ascii="Arial" w:hAnsi="Arial" w:cs="Arial"/>
-              </w:rPr>
-              <w:t>- Remote team communication should be done through the Discord server dedicated to the project</w:t>
+              <w:spacing w:after="0" w:line="240" w:lineRule="auto"/>
+              <w:rPr>
+                <w:rFonts w:ascii="Arial" w:hAnsi="Arial" w:cs="Arial"/>
+              </w:rPr>
+            </w:pPr>
+            <w:r>
+              <w:rPr>
+                <w:rFonts w:ascii="Arial" w:hAnsi="Arial" w:cs="Arial"/>
+              </w:rPr>
+              <w:t xml:space="preserve">• Collaborate on system design and implementation  </w:t>
+            </w:r>
+          </w:p>
+          <w:p>
+            <w:pPr>
+              <w:widowControl w:val="0"/>
+              <w:spacing w:after="0" w:line="240" w:lineRule="auto"/>
+              <w:rPr>
+                <w:rFonts w:ascii="Arial" w:hAnsi="Arial" w:cs="Arial"/>
+              </w:rPr>
+            </w:pPr>
+            <w:r>
+              <w:rPr>
+                <w:rFonts w:ascii="Arial" w:hAnsi="Arial" w:cs="Arial"/>
+              </w:rPr>
+              <w:t xml:space="preserve">• Maintain consistent coding practices and MVC structure  </w:t>
+            </w:r>
+          </w:p>
+          <w:p>
+            <w:pPr>
+              <w:widowControl w:val="0"/>
+              <w:spacing w:after="0" w:line="240" w:lineRule="auto"/>
+              <w:rPr>
+                <w:rFonts w:ascii="Arial" w:hAnsi="Arial" w:cs="Arial"/>
+              </w:rPr>
+            </w:pPr>
+            <w:r>
+              <w:rPr>
+                <w:rFonts w:ascii="Arial" w:hAnsi="Arial" w:cs="Arial"/>
+              </w:rPr>
+              <w:t>• Ensure integration between frontend and backend (</w:t>
+            </w:r>
+            <w:proofErr w:type="spellStart"/>
+            <w:r>
+              <w:rPr>
+                <w:rFonts w:ascii="Arial" w:hAnsi="Arial" w:cs="Arial"/>
+              </w:rPr>
+              <w:t>Supabase</w:t>
+            </w:r>
+            <w:proofErr w:type="spellEnd"/>
+            <w:r>
+              <w:rPr>
+                <w:rFonts w:ascii="Arial" w:hAnsi="Arial" w:cs="Arial"/>
+              </w:rPr>
+              <w:t xml:space="preserve">)  </w:t>
+            </w:r>
+          </w:p>
+          <w:p>
+            <w:pPr>
+              <w:widowControl w:val="0"/>
+              <w:spacing w:after="0" w:line="240" w:lineRule="auto"/>
+              <w:rPr>
+                <w:rFonts w:ascii="Arial" w:hAnsi="Arial" w:cs="Arial"/>
+              </w:rPr>
+            </w:pPr>
+            <w:r>
+              <w:rPr>
+                <w:rFonts w:ascii="Arial" w:hAnsi="Arial" w:cs="Arial"/>
+              </w:rPr>
+              <w:t xml:space="preserve">• Follow GitHub workflow and task tracking  </w:t>
+            </w:r>
+          </w:p>
+          <w:p>
+            <w:pPr>
+              <w:widowControl w:val="0"/>
+              <w:spacing w:after="0" w:line="240" w:lineRule="auto"/>
+              <w:rPr>
+                <w:rFonts w:ascii="Arial" w:hAnsi="Arial" w:cs="Arial"/>
+              </w:rPr>
+            </w:pPr>
+          </w:p>
+          <w:p>
+            <w:pPr>
+              <w:widowControl w:val="0"/>
+              <w:spacing w:after="0" w:line="240" w:lineRule="auto"/>
+              <w:rPr>
+                <w:rFonts w:ascii="Arial" w:hAnsi="Arial" w:cs="Arial"/>
+              </w:rPr>
+            </w:pPr>
+            <w:r>
+              <w:rPr>
+                <w:rFonts w:ascii="Arial" w:hAnsi="Arial" w:cs="Arial"/>
+              </w:rPr>
+              <w:t>Communication:</w:t>
+            </w:r>
+          </w:p>
+          <w:p>
+            <w:pPr>
+              <w:widowControl w:val="0"/>
+              <w:spacing w:after="0" w:line="240" w:lineRule="auto"/>
+              <w:rPr>
+                <w:rFonts w:ascii="Arial" w:hAnsi="Arial" w:cs="Arial"/>
+              </w:rPr>
+            </w:pPr>
+            <w:r>
+              <w:rPr>
+                <w:rFonts w:ascii="Arial" w:hAnsi="Arial" w:cs="Arial"/>
+              </w:rPr>
+              <w:t xml:space="preserve">• Regular team meetings and updates  </w:t>
+            </w:r>
+          </w:p>
+          <w:p>
+            <w:pPr>
+              <w:widowControl w:val="0"/>
+              <w:spacing w:after="0" w:line="240" w:lineRule="auto"/>
+              <w:rPr>
+                <w:rFonts w:ascii="Arial" w:hAnsi="Arial" w:cs="Arial"/>
+              </w:rPr>
+            </w:pPr>
+            <w:r>
+              <w:rPr>
+                <w:rFonts w:ascii="Arial" w:hAnsi="Arial" w:cs="Arial"/>
+              </w:rPr>
+              <w:t xml:space="preserve">• Coordination through GitHub and shared tools  </w:t>
+            </w:r>
+          </w:p>
+          <w:p>
+            <w:pPr>
+              <w:widowControl w:val="0"/>
+              <w:spacing w:after="0" w:line="240" w:lineRule="auto"/>
+              <w:rPr>
+                <w:rFonts w:ascii="Arial" w:hAnsi="Arial" w:cs="Arial"/>
+              </w:rPr>
+            </w:pPr>
+            <w:r>
+              <w:rPr>
+                <w:rFonts w:ascii="Arial" w:hAnsi="Arial" w:cs="Arial"/>
+              </w:rPr>
+              <w:t xml:space="preserve">• Continuous feedback and issue resolution  </w:t>
             </w:r>
           </w:p>
         </w:tc>
@@ -2009,283 +1818,140 @@
           <w:p>
             <w:pPr>
               <w:widowControl w:val="0"/>
-              <w:spacing w:line="240" w:lineRule="auto"/>
-              <w:rPr>
-                <w:rFonts w:ascii="Arial" w:hAnsi="Arial" w:cs="Arial"/>
-              </w:rPr>
-            </w:pPr>
-            <w:r>
-              <w:rPr>
-                <w:rFonts w:ascii="Arial" w:hAnsi="Arial" w:cs="Arial"/>
-              </w:rPr>
-              <w:t>- To garner their interest, they must be provided information on:</w:t>
-            </w:r>
-          </w:p>
-          <w:p>
-            <w:pPr>
-              <w:pStyle w:val="ListParagraph"/>
-              <w:widowControl w:val="0"/>
-              <w:numPr>
-                <w:ilvl w:val="0"/>
-                <w:numId w:val="3"/>
-              </w:numPr>
-              <w:spacing w:after="0" w:line="240" w:lineRule="auto"/>
-              <w:rPr>
-                <w:rFonts w:ascii="Arial" w:hAnsi="Arial" w:cs="Arial"/>
-              </w:rPr>
-            </w:pPr>
-            <w:r>
-              <w:rPr>
-                <w:rFonts w:ascii="Arial" w:hAnsi="Arial" w:cs="Arial"/>
-              </w:rPr>
-              <w:t>What the application is</w:t>
-            </w:r>
-          </w:p>
-          <w:p>
-            <w:pPr>
-              <w:pStyle w:val="ListParagraph"/>
-              <w:widowControl w:val="0"/>
-              <w:numPr>
-                <w:ilvl w:val="0"/>
-                <w:numId w:val="3"/>
-              </w:numPr>
-              <w:spacing w:after="0" w:line="240" w:lineRule="auto"/>
-              <w:rPr>
-                <w:rFonts w:ascii="Arial" w:hAnsi="Arial" w:cs="Arial"/>
-              </w:rPr>
-            </w:pPr>
-            <w:r>
-              <w:rPr>
-                <w:rFonts w:ascii="Arial" w:hAnsi="Arial" w:cs="Arial"/>
-              </w:rPr>
-              <w:t>How the application works</w:t>
-            </w:r>
-          </w:p>
-          <w:p>
-            <w:pPr>
-              <w:pStyle w:val="ListParagraph"/>
-              <w:widowControl w:val="0"/>
-              <w:numPr>
-                <w:ilvl w:val="0"/>
-                <w:numId w:val="3"/>
-              </w:numPr>
-              <w:spacing w:after="0" w:line="240" w:lineRule="auto"/>
-              <w:rPr>
-                <w:rFonts w:ascii="Arial" w:hAnsi="Arial" w:cs="Arial"/>
-              </w:rPr>
-            </w:pPr>
-            <w:r>
-              <w:rPr>
-                <w:rFonts w:ascii="Arial" w:hAnsi="Arial" w:cs="Arial"/>
-              </w:rPr>
-              <w:t>The application’s goals</w:t>
-            </w:r>
-          </w:p>
-          <w:p>
-            <w:pPr>
-              <w:pStyle w:val="ListParagraph"/>
-              <w:widowControl w:val="0"/>
-              <w:numPr>
-                <w:ilvl w:val="0"/>
-                <w:numId w:val="3"/>
-              </w:numPr>
-              <w:spacing w:after="0" w:line="240" w:lineRule="auto"/>
-              <w:rPr>
-                <w:rFonts w:ascii="Arial" w:hAnsi="Arial" w:cs="Arial"/>
-              </w:rPr>
-            </w:pPr>
-            <w:r>
-              <w:rPr>
-                <w:rFonts w:ascii="Arial" w:hAnsi="Arial" w:cs="Arial"/>
-              </w:rPr>
-              <w:t>How they can utilize the application</w:t>
-            </w:r>
-          </w:p>
-          <w:p>
-            <w:pPr>
-              <w:pStyle w:val="ListParagraph"/>
-              <w:widowControl w:val="0"/>
-              <w:numPr>
-                <w:ilvl w:val="0"/>
-                <w:numId w:val="3"/>
-              </w:numPr>
-              <w:spacing w:after="0" w:line="240" w:lineRule="auto"/>
-              <w:rPr>
-                <w:rFonts w:ascii="Arial" w:hAnsi="Arial" w:cs="Arial"/>
-              </w:rPr>
-            </w:pPr>
-            <w:r>
-              <w:rPr>
-                <w:rFonts w:ascii="Arial" w:hAnsi="Arial" w:cs="Arial"/>
-              </w:rPr>
-              <w:t>Why they should utilize the application</w:t>
-            </w:r>
-          </w:p>
-          <w:p>
-            <w:pPr>
-              <w:pStyle w:val="ListParagraph"/>
-              <w:widowControl w:val="0"/>
-              <w:numPr>
-                <w:ilvl w:val="0"/>
-                <w:numId w:val="3"/>
-              </w:numPr>
-              <w:spacing w:after="0" w:line="240" w:lineRule="auto"/>
-              <w:rPr>
-                <w:rFonts w:ascii="Arial" w:hAnsi="Arial" w:cs="Arial"/>
-              </w:rPr>
-            </w:pPr>
-            <w:r>
-              <w:rPr>
-                <w:rFonts w:ascii="Arial" w:hAnsi="Arial" w:cs="Arial"/>
-              </w:rPr>
-              <w:t>The safety of the application</w:t>
-            </w:r>
-          </w:p>
-          <w:p>
-            <w:pPr>
-              <w:widowControl w:val="0"/>
-              <w:spacing w:after="0" w:line="240" w:lineRule="auto"/>
-              <w:rPr>
-                <w:rFonts w:ascii="Arial" w:hAnsi="Arial" w:cs="Arial"/>
-              </w:rPr>
-            </w:pPr>
-          </w:p>
-          <w:p>
-            <w:pPr>
-              <w:widowControl w:val="0"/>
-              <w:spacing w:after="0" w:line="240" w:lineRule="auto"/>
-              <w:rPr>
-                <w:rFonts w:ascii="Arial" w:hAnsi="Arial" w:cs="Arial"/>
-              </w:rPr>
-            </w:pPr>
-            <w:r>
-              <w:rPr>
-                <w:rFonts w:ascii="Arial" w:hAnsi="Arial" w:cs="Arial"/>
-              </w:rPr>
-              <w:t>- If a school administration contacts the team or gets involved with the project, they must be told:</w:t>
-            </w:r>
-          </w:p>
-          <w:p>
-            <w:pPr>
-              <w:widowControl w:val="0"/>
-              <w:spacing w:after="0" w:line="240" w:lineRule="auto"/>
-              <w:rPr>
-                <w:rFonts w:ascii="Arial" w:hAnsi="Arial" w:cs="Arial"/>
-              </w:rPr>
-            </w:pPr>
-          </w:p>
-          <w:p>
-            <w:pPr>
-              <w:pStyle w:val="ListParagraph"/>
-              <w:widowControl w:val="0"/>
-              <w:numPr>
-                <w:ilvl w:val="0"/>
-                <w:numId w:val="3"/>
-              </w:numPr>
-              <w:spacing w:after="0" w:line="240" w:lineRule="auto"/>
-              <w:rPr>
-                <w:rFonts w:ascii="Arial" w:hAnsi="Arial" w:cs="Arial"/>
-              </w:rPr>
-            </w:pPr>
-            <w:r>
-              <w:rPr>
-                <w:rFonts w:ascii="Arial" w:hAnsi="Arial" w:cs="Arial"/>
-              </w:rPr>
-              <w:t>What the project is</w:t>
-            </w:r>
-          </w:p>
-          <w:p>
-            <w:pPr>
-              <w:pStyle w:val="ListParagraph"/>
-              <w:widowControl w:val="0"/>
-              <w:numPr>
-                <w:ilvl w:val="0"/>
-                <w:numId w:val="3"/>
-              </w:numPr>
-              <w:spacing w:after="0" w:line="240" w:lineRule="auto"/>
-              <w:rPr>
-                <w:rFonts w:ascii="Arial" w:hAnsi="Arial" w:cs="Arial"/>
-              </w:rPr>
-            </w:pPr>
-            <w:r>
-              <w:rPr>
-                <w:rFonts w:ascii="Arial" w:hAnsi="Arial" w:cs="Arial"/>
-              </w:rPr>
-              <w:t>How the project works</w:t>
-            </w:r>
-          </w:p>
-          <w:p>
-            <w:pPr>
-              <w:pStyle w:val="ListParagraph"/>
-              <w:widowControl w:val="0"/>
-              <w:numPr>
-                <w:ilvl w:val="0"/>
-                <w:numId w:val="3"/>
-              </w:numPr>
-              <w:spacing w:after="0" w:line="240" w:lineRule="auto"/>
-              <w:rPr>
-                <w:rFonts w:ascii="Arial" w:hAnsi="Arial" w:cs="Arial"/>
-              </w:rPr>
-            </w:pPr>
-            <w:r>
-              <w:rPr>
-                <w:rFonts w:ascii="Arial" w:hAnsi="Arial" w:cs="Arial"/>
-              </w:rPr>
-              <w:t>The goals of the project</w:t>
-            </w:r>
-          </w:p>
-          <w:p>
-            <w:pPr>
-              <w:pStyle w:val="ListParagraph"/>
-              <w:widowControl w:val="0"/>
-              <w:numPr>
-                <w:ilvl w:val="0"/>
-                <w:numId w:val="3"/>
-              </w:numPr>
-              <w:spacing w:after="0" w:line="240" w:lineRule="auto"/>
-              <w:rPr>
-                <w:rFonts w:ascii="Arial" w:hAnsi="Arial" w:cs="Arial"/>
-              </w:rPr>
-            </w:pPr>
-            <w:r>
-              <w:rPr>
-                <w:rFonts w:ascii="Arial" w:hAnsi="Arial" w:cs="Arial"/>
-              </w:rPr>
-              <w:t>How they can help</w:t>
-            </w:r>
-          </w:p>
-          <w:p>
-            <w:pPr>
-              <w:widowControl w:val="0"/>
-              <w:spacing w:after="0" w:line="240" w:lineRule="auto"/>
-              <w:rPr>
-                <w:rFonts w:ascii="Arial" w:hAnsi="Arial" w:cs="Arial"/>
-              </w:rPr>
-            </w:pPr>
-          </w:p>
-          <w:p>
-            <w:pPr>
-              <w:widowControl w:val="0"/>
-              <w:spacing w:after="0" w:line="240" w:lineRule="auto"/>
-              <w:rPr>
-                <w:rFonts w:ascii="Arial" w:hAnsi="Arial" w:cs="Arial"/>
-              </w:rPr>
-            </w:pPr>
-            <w:r>
-              <w:rPr>
-                <w:rFonts w:ascii="Arial" w:hAnsi="Arial" w:cs="Arial"/>
-              </w:rPr>
-              <w:t>- Direct communication with school administrations should primarily be done through email.</w:t>
-            </w:r>
-          </w:p>
-          <w:p>
-            <w:pPr>
-              <w:widowControl w:val="0"/>
-              <w:spacing w:after="0" w:line="240" w:lineRule="auto"/>
-              <w:rPr>
-                <w:rFonts w:ascii="Arial" w:hAnsi="Arial" w:cs="Arial"/>
-              </w:rPr>
-            </w:pPr>
+              <w:spacing w:after="0" w:line="240" w:lineRule="auto"/>
+              <w:rPr>
+                <w:rFonts w:ascii="Arial" w:hAnsi="Arial" w:cs="Arial"/>
+              </w:rPr>
+            </w:pPr>
+            <w:r>
+              <w:rPr>
+                <w:rFonts w:ascii="Arial" w:hAnsi="Arial" w:cs="Arial"/>
+              </w:rPr>
+              <w:t>• What the application is and how it works</w:t>
+            </w:r>
+          </w:p>
+          <w:p>
+            <w:pPr>
+              <w:widowControl w:val="0"/>
+              <w:spacing w:after="0" w:line="240" w:lineRule="auto"/>
+              <w:rPr>
+                <w:rFonts w:ascii="Arial" w:hAnsi="Arial" w:cs="Arial"/>
+              </w:rPr>
+            </w:pPr>
+            <w:r>
+              <w:rPr>
+                <w:rFonts w:ascii="Arial" w:hAnsi="Arial" w:cs="Arial"/>
+              </w:rPr>
+              <w:t>• Educational benefits and learning outcomes</w:t>
+            </w:r>
+          </w:p>
+          <w:p>
+            <w:pPr>
+              <w:widowControl w:val="0"/>
+              <w:spacing w:after="0" w:line="240" w:lineRule="auto"/>
+              <w:rPr>
+                <w:rFonts w:ascii="Arial" w:hAnsi="Arial" w:cs="Arial"/>
+              </w:rPr>
+            </w:pPr>
+            <w:r>
+              <w:rPr>
+                <w:rFonts w:ascii="Arial" w:hAnsi="Arial" w:cs="Arial"/>
+              </w:rPr>
+              <w:t>• Suitability for classroom use</w:t>
+            </w:r>
+          </w:p>
+          <w:p>
+            <w:pPr>
+              <w:widowControl w:val="0"/>
+              <w:spacing w:after="0" w:line="240" w:lineRule="auto"/>
+              <w:rPr>
+                <w:rFonts w:ascii="Arial" w:hAnsi="Arial" w:cs="Arial"/>
+              </w:rPr>
+            </w:pPr>
+            <w:r>
+              <w:rPr>
+                <w:rFonts w:ascii="Arial" w:hAnsi="Arial" w:cs="Arial"/>
+              </w:rPr>
+              <w:t>• Safety and simplicity of the system</w:t>
+            </w:r>
+          </w:p>
+          <w:p>
+            <w:pPr>
+              <w:widowControl w:val="0"/>
+              <w:spacing w:after="0" w:line="240" w:lineRule="auto"/>
+              <w:rPr>
+                <w:rFonts w:ascii="Arial" w:hAnsi="Arial" w:cs="Arial"/>
+              </w:rPr>
+            </w:pPr>
+          </w:p>
+          <w:p>
+            <w:pPr>
+              <w:widowControl w:val="0"/>
+              <w:spacing w:after="0" w:line="240" w:lineRule="auto"/>
+              <w:rPr>
+                <w:rFonts w:ascii="Arial" w:hAnsi="Arial" w:cs="Arial"/>
+              </w:rPr>
+            </w:pPr>
+            <w:r>
+              <w:rPr>
+                <w:rFonts w:ascii="Arial" w:hAnsi="Arial" w:cs="Arial"/>
+              </w:rPr>
+              <w:t>If considering adoption:</w:t>
+            </w:r>
+          </w:p>
+          <w:p>
+            <w:pPr>
+              <w:widowControl w:val="0"/>
+              <w:spacing w:after="0" w:line="240" w:lineRule="auto"/>
+              <w:rPr>
+                <w:rFonts w:ascii="Arial" w:hAnsi="Arial" w:cs="Arial"/>
+              </w:rPr>
+            </w:pPr>
+            <w:r>
+              <w:rPr>
+                <w:rFonts w:ascii="Arial" w:hAnsi="Arial" w:cs="Arial"/>
+              </w:rPr>
+              <w:t>• Explain how the system supports learning goals</w:t>
+            </w:r>
+          </w:p>
+          <w:p>
+            <w:pPr>
+              <w:widowControl w:val="0"/>
+              <w:spacing w:after="0" w:line="240" w:lineRule="auto"/>
+              <w:rPr>
+                <w:rFonts w:ascii="Arial" w:hAnsi="Arial" w:cs="Arial"/>
+              </w:rPr>
+            </w:pPr>
+            <w:r>
+              <w:rPr>
+                <w:rFonts w:ascii="Arial" w:hAnsi="Arial" w:cs="Arial"/>
+              </w:rPr>
+              <w:t>• Demonstrate ease of use and accessibility</w:t>
+            </w:r>
+          </w:p>
+          <w:p>
+            <w:pPr>
+              <w:widowControl w:val="0"/>
+              <w:spacing w:after="0" w:line="240" w:lineRule="auto"/>
+              <w:rPr>
+                <w:rFonts w:ascii="Arial" w:hAnsi="Arial" w:cs="Arial"/>
+              </w:rPr>
+            </w:pPr>
+          </w:p>
+          <w:p>
+            <w:pPr>
+              <w:widowControl w:val="0"/>
+              <w:spacing w:after="0" w:line="240" w:lineRule="auto"/>
+              <w:rPr>
+                <w:rFonts w:ascii="Arial" w:hAnsi="Arial" w:cs="Arial"/>
+              </w:rPr>
+            </w:pPr>
+            <w:r>
+              <w:rPr>
+                <w:rFonts w:ascii="Arial" w:hAnsi="Arial" w:cs="Arial"/>
+              </w:rPr>
+              <w:t>Communication can be conducted through formal presentations or reports.</w:t>
+            </w:r>
           </w:p>
         </w:tc>
       </w:tr>
@@ -3065,7 +2731,6 @@
   <w:style w:type="character" w:default="1" w:styleId="DefaultParagraphFont">
     <w:name w:val="Default Paragraph Font"/>
     <w:uiPriority w:val="1"/>
-    <w:semiHidden/>
     <w:unhideWhenUsed/>
   </w:style>
   <w:style w:type="table" w:default="1" w:styleId="TableNormal">
